--- a/Coding 2 - year/Unit 5 - Sorting Searching & Recursion/Daily Lesson Plans/Word/Day 10.docx
+++ b/Coding 2 - year/Unit 5 - Sorting Searching & Recursion/Daily Lesson Plans/Word/Day 10.docx
@@ -50,12 +50,15 @@
               </w:rPr>
               <w:t xml:space="preserve">Coding II — Full Year</w:t>
             </w:r>
-          </w:p>
-          <w:p>
-            <w:pPr>
-              <w:spacing w:before="40"/>
-              <w:jc w:val="center"/>
-            </w:pPr>
+            <w:r>
+              <w:rPr>
+                <w:rFonts w:ascii="Arial" w:cs="Arial" w:eastAsia="Arial" w:hAnsi="Arial"/>
+                <w:sz w:val="16"/>
+                <w:szCs w:val="16"/>
+              </w:rPr>
+              <w:br/>
+              <w:t xml:space="preserve"/>
+            </w:r>
             <w:r>
               <w:rPr>
                 <w:rFonts w:ascii="Arial" w:cs="Arial" w:eastAsia="Arial" w:hAnsi="Arial"/>
@@ -83,7 +86,7 @@
           <w:rFonts w:ascii="Arial" w:cs="Arial" w:eastAsia="Arial" w:hAnsi="Arial"/>
           <w:b/>
           <w:bCs/>
-          <w:color w:val="0D3B1F"/>
+          <w:color w:val="1B7A4A"/>
           <w:sz w:val="32"/>
           <w:szCs w:val="32"/>
         </w:rPr>
@@ -261,9 +264,9 @@
               <w:right w:val="single" w:color="CCCCCC" w:sz="1"/>
             </w:tcBorders>
             <w:tcMar>
-              <w:top w:type="dxa" w:w="60"/>
+              <w:top w:type="dxa" w:w="80"/>
               <w:left w:type="dxa" w:w="120"/>
-              <w:bottom w:type="dxa" w:w="60"/>
+              <w:bottom w:type="dxa" w:w="80"/>
               <w:right w:type="dxa" w:w="120"/>
             </w:tcMar>
           </w:tcPr>
@@ -290,20 +293,213 @@
               <w:right w:val="single" w:color="CCCCCC" w:sz="1"/>
             </w:tcBorders>
             <w:tcMar>
-              <w:top w:type="dxa" w:w="60"/>
+              <w:top w:type="dxa" w:w="80"/>
               <w:left w:type="dxa" w:w="120"/>
-              <w:bottom w:type="dxa" w:w="60"/>
+              <w:bottom w:type="dxa" w:w="80"/>
               <w:right w:type="dxa" w:w="120"/>
             </w:tcMar>
           </w:tcPr>
           <w:p>
-            <w:r>
-              <w:rPr>
-                <w:rFonts w:ascii="Arial" w:cs="Arial" w:eastAsia="Arial" w:hAnsi="Arial"/>
-                <w:sz w:val="20"/>
-                <w:szCs w:val="20"/>
+            <w:pPr>
+              <w:spacing w:after="80" w:before="80"/>
+            </w:pPr>
+            <w:r>
+              <w:rPr>
+                <w:rFonts w:ascii="Arial" w:cs="Arial" w:eastAsia="Arial" w:hAnsi="Arial"/>
+                <w:b/>
+                <w:bCs/>
+                <w:i w:val="false"/>
+                <w:iCs w:val="false"/>
+                <w:color w:val="000000"/>
+                <w:sz w:val="22"/>
+                <w:szCs w:val="22"/>
               </w:rPr>
               <w:t xml:space="preserve">Bell Ringer / Review</w:t>
+            </w:r>
+            <w:r>
+              <w:rPr>
+                <w:rFonts w:ascii="Arial" w:cs="Arial" w:eastAsia="Arial" w:hAnsi="Arial"/>
+                <w:sz w:val="20"/>
+                <w:szCs w:val="20"/>
+              </w:rPr>
+              <w:br/>
+              <w:t xml:space="preserve"/>
+            </w:r>
+            <w:r>
+              <w:rPr>
+                <w:rFonts w:ascii="Arial" w:cs="Arial" w:eastAsia="Arial" w:hAnsi="Arial"/>
+                <w:sz w:val="20"/>
+                <w:szCs w:val="20"/>
+              </w:rPr>
+              <w:br/>
+              <w:t xml:space="preserve"/>
+            </w:r>
+            <w:r>
+              <w:rPr>
+                <w:rFonts w:ascii="Arial" w:cs="Arial" w:eastAsia="Arial" w:hAnsi="Arial"/>
+                <w:b/>
+                <w:bCs/>
+                <w:i w:val="false"/>
+                <w:iCs w:val="false"/>
+                <w:color w:val="000000"/>
+                <w:sz w:val="20"/>
+                <w:szCs w:val="20"/>
+              </w:rPr>
+              <w:t xml:space="preserve">Quick Write </w:t>
+            </w:r>
+            <w:r>
+              <w:rPr>
+                <w:rFonts w:ascii="Arial" w:cs="Arial" w:eastAsia="Arial" w:hAnsi="Arial"/>
+                <w:b w:val="false"/>
+                <w:bCs w:val="false"/>
+                <w:i w:val="false"/>
+                <w:iCs w:val="false"/>
+                <w:color w:val="000000"/>
+                <w:sz w:val="20"/>
+                <w:szCs w:val="20"/>
+              </w:rPr>
+              <w:t xml:space="preserve">(3 min — written or verbal):</w:t>
+            </w:r>
+            <w:r>
+              <w:rPr>
+                <w:rFonts w:ascii="Arial" w:cs="Arial" w:eastAsia="Arial" w:hAnsi="Arial"/>
+                <w:sz w:val="20"/>
+                <w:szCs w:val="20"/>
+              </w:rPr>
+              <w:br/>
+              <w:t xml:space="preserve"/>
+            </w:r>
+            <w:r>
+              <w:rPr>
+                <w:rFonts w:ascii="Arial" w:cs="Arial" w:eastAsia="Arial" w:hAnsi="Arial"/>
+                <w:b w:val="false"/>
+                <w:bCs w:val="false"/>
+                <w:i w:val="false"/>
+                <w:iCs w:val="false"/>
+                <w:color w:val="000000"/>
+                <w:sz w:val="20"/>
+                <w:szCs w:val="20"/>
+              </w:rPr>
+              <w:t xml:space="preserve">    What do you already know about how to implement selection sort and compare it to bubble sort in terms of swaps and performance?</w:t>
+            </w:r>
+            <w:r>
+              <w:rPr>
+                <w:rFonts w:ascii="Arial" w:cs="Arial" w:eastAsia="Arial" w:hAnsi="Arial"/>
+                <w:sz w:val="20"/>
+                <w:szCs w:val="20"/>
+              </w:rPr>
+              <w:br/>
+              <w:t xml:space="preserve"/>
+            </w:r>
+            <w:r>
+              <w:rPr>
+                <w:rFonts w:ascii="Arial" w:cs="Arial" w:eastAsia="Arial" w:hAnsi="Arial"/>
+                <w:sz w:val="20"/>
+                <w:szCs w:val="20"/>
+              </w:rPr>
+              <w:br/>
+              <w:t xml:space="preserve"/>
+            </w:r>
+            <w:r>
+              <w:rPr>
+                <w:rFonts w:ascii="Arial" w:cs="Arial" w:eastAsia="Arial" w:hAnsi="Arial"/>
+                <w:b/>
+                <w:bCs/>
+                <w:i w:val="false"/>
+                <w:iCs w:val="false"/>
+                <w:color w:val="000000"/>
+                <w:sz w:val="20"/>
+                <w:szCs w:val="20"/>
+              </w:rPr>
+              <w:t xml:space="preserve">Vocabulary Preview — </w:t>
+            </w:r>
+            <w:r>
+              <w:rPr>
+                <w:rFonts w:ascii="Arial" w:cs="Arial" w:eastAsia="Arial" w:hAnsi="Arial"/>
+                <w:b w:val="false"/>
+                <w:bCs w:val="false"/>
+                <w:i w:val="false"/>
+                <w:iCs w:val="false"/>
+                <w:color w:val="000000"/>
+                <w:sz w:val="20"/>
+                <w:szCs w:val="20"/>
+              </w:rPr>
+              <w:t xml:space="preserve">terms we'll use today:</w:t>
+            </w:r>
+            <w:r>
+              <w:rPr>
+                <w:rFonts w:ascii="Arial" w:cs="Arial" w:eastAsia="Arial" w:hAnsi="Arial"/>
+                <w:sz w:val="20"/>
+                <w:szCs w:val="20"/>
+              </w:rPr>
+              <w:br/>
+              <w:t xml:space="preserve"/>
+            </w:r>
+            <w:r>
+              <w:rPr>
+                <w:rFonts w:ascii="Arial" w:cs="Arial" w:eastAsia="Arial" w:hAnsi="Arial"/>
+                <w:b w:val="false"/>
+                <w:bCs w:val="false"/>
+                <w:i w:val="false"/>
+                <w:iCs w:val="false"/>
+                <w:color w:val="000000"/>
+                <w:sz w:val="20"/>
+                <w:szCs w:val="20"/>
+              </w:rPr>
+              <w:t xml:space="preserve">    • Selection Sort   •   Key Difference from Bubble Sort   •   Bubble sort   •   Comparison   •   Stable?</w:t>
+            </w:r>
+            <w:r>
+              <w:rPr>
+                <w:rFonts w:ascii="Arial" w:cs="Arial" w:eastAsia="Arial" w:hAnsi="Arial"/>
+                <w:sz w:val="20"/>
+                <w:szCs w:val="20"/>
+              </w:rPr>
+              <w:br/>
+              <w:t xml:space="preserve"/>
+            </w:r>
+            <w:r>
+              <w:rPr>
+                <w:rFonts w:ascii="Arial" w:cs="Arial" w:eastAsia="Arial" w:hAnsi="Arial"/>
+                <w:sz w:val="20"/>
+                <w:szCs w:val="20"/>
+              </w:rPr>
+              <w:br/>
+              <w:t xml:space="preserve"/>
+            </w:r>
+            <w:r>
+              <w:rPr>
+                <w:rFonts w:ascii="Arial" w:cs="Arial" w:eastAsia="Arial" w:hAnsi="Arial"/>
+                <w:b w:val="false"/>
+                <w:bCs w:val="false"/>
+                <w:i/>
+                <w:iCs/>
+                <w:color w:val="444444"/>
+                <w:sz w:val="20"/>
+                <w:szCs w:val="20"/>
+              </w:rPr>
+              <w:t xml:space="preserve">Today's Goal: By the end of class you will be able to implement selection sort and compare it to bubble sort in terms of swaps and performance.</w:t>
+            </w:r>
+            <w:r>
+              <w:rPr>
+                <w:rFonts w:ascii="Arial" w:cs="Arial" w:eastAsia="Arial" w:hAnsi="Arial"/>
+                <w:sz w:val="20"/>
+                <w:szCs w:val="20"/>
+              </w:rPr>
+              <w:br/>
+              <w:t xml:space="preserve"/>
+            </w:r>
+            <w:r>
+              <w:rPr>
+                <w:rFonts w:ascii="Arial" w:cs="Arial" w:eastAsia="Arial" w:hAnsi="Arial"/>
+                <w:b w:val="false"/>
+                <w:bCs w:val="false"/>
+                <w:i/>
+                <w:iCs/>
+                <w:color w:val="555555"/>
+                <w:sz w:val="20"/>
+                <w:szCs w:val="20"/>
+              </w:rPr>
+              <w:t xml:space="preserve">→ Pair-share your response, then 2–3 students share with the class.</w:t>
             </w:r>
           </w:p>
         </w:tc>
@@ -319,9 +515,9 @@
               <w:right w:val="single" w:color="CCCCCC" w:sz="1"/>
             </w:tcBorders>
             <w:tcMar>
-              <w:top w:type="dxa" w:w="60"/>
+              <w:top w:type="dxa" w:w="80"/>
               <w:left w:type="dxa" w:w="120"/>
-              <w:bottom w:type="dxa" w:w="60"/>
+              <w:bottom w:type="dxa" w:w="80"/>
               <w:right w:type="dxa" w:w="120"/>
             </w:tcMar>
           </w:tcPr>
@@ -348,20 +544,380 @@
               <w:right w:val="single" w:color="CCCCCC" w:sz="1"/>
             </w:tcBorders>
             <w:tcMar>
-              <w:top w:type="dxa" w:w="60"/>
+              <w:top w:type="dxa" w:w="80"/>
               <w:left w:type="dxa" w:w="120"/>
-              <w:bottom w:type="dxa" w:w="60"/>
+              <w:bottom w:type="dxa" w:w="80"/>
               <w:right w:type="dxa" w:w="120"/>
             </w:tcMar>
           </w:tcPr>
           <w:p>
-            <w:r>
-              <w:rPr>
-                <w:rFonts w:ascii="Arial" w:cs="Arial" w:eastAsia="Arial" w:hAnsi="Arial"/>
-                <w:sz w:val="20"/>
-                <w:szCs w:val="20"/>
-              </w:rPr>
-              <w:t xml:space="preserve">Mini Lesson: Selection Sort vs. Bubble Sort</w:t>
+            <w:pPr>
+              <w:spacing w:after="80" w:before="80"/>
+            </w:pPr>
+            <w:r>
+              <w:rPr>
+                <w:rFonts w:ascii="Arial" w:cs="Arial" w:eastAsia="Arial" w:hAnsi="Arial"/>
+                <w:b/>
+                <w:bCs/>
+                <w:i w:val="false"/>
+                <w:iCs w:val="false"/>
+                <w:color w:val="000000"/>
+                <w:sz w:val="22"/>
+                <w:szCs w:val="22"/>
+              </w:rPr>
+              <w:t xml:space="preserve">Mini Lesson: </w:t>
+            </w:r>
+            <w:r>
+              <w:rPr>
+                <w:rFonts w:ascii="Arial" w:cs="Arial" w:eastAsia="Arial" w:hAnsi="Arial"/>
+                <w:b w:val="false"/>
+                <w:bCs w:val="false"/>
+                <w:i w:val="false"/>
+                <w:iCs w:val="false"/>
+                <w:color w:val="000000"/>
+                <w:sz w:val="22"/>
+                <w:szCs w:val="22"/>
+              </w:rPr>
+              <w:t xml:space="preserve">Selection Sort vs. Bubble Sort</w:t>
+            </w:r>
+            <w:r>
+              <w:rPr>
+                <w:rFonts w:ascii="Arial" w:cs="Arial" w:eastAsia="Arial" w:hAnsi="Arial"/>
+                <w:sz w:val="20"/>
+                <w:szCs w:val="20"/>
+              </w:rPr>
+              <w:br/>
+              <w:t xml:space="preserve"/>
+            </w:r>
+            <w:r>
+              <w:rPr>
+                <w:rFonts w:ascii="Arial" w:cs="Arial" w:eastAsia="Arial" w:hAnsi="Arial"/>
+                <w:sz w:val="20"/>
+                <w:szCs w:val="20"/>
+              </w:rPr>
+              <w:br/>
+              <w:t xml:space="preserve"/>
+            </w:r>
+            <w:r>
+              <w:rPr>
+                <w:rFonts w:ascii="Arial" w:cs="Arial" w:eastAsia="Arial" w:hAnsi="Arial"/>
+                <w:b/>
+                <w:bCs/>
+                <w:i/>
+                <w:iCs/>
+                <w:color w:val="000000"/>
+                <w:sz w:val="20"/>
+                <w:szCs w:val="20"/>
+              </w:rPr>
+              <w:t xml:space="preserve">Learning Target: </w:t>
+            </w:r>
+            <w:r>
+              <w:rPr>
+                <w:rFonts w:ascii="Arial" w:cs="Arial" w:eastAsia="Arial" w:hAnsi="Arial"/>
+                <w:b w:val="false"/>
+                <w:bCs w:val="false"/>
+                <w:i/>
+                <w:iCs/>
+                <w:color w:val="333333"/>
+                <w:sz w:val="20"/>
+                <w:szCs w:val="20"/>
+              </w:rPr>
+              <w:t xml:space="preserve">I can implement selection sort and compare it to bubble sort in terms of swaps and performance.</w:t>
+            </w:r>
+            <w:r>
+              <w:rPr>
+                <w:rFonts w:ascii="Arial" w:cs="Arial" w:eastAsia="Arial" w:hAnsi="Arial"/>
+                <w:sz w:val="20"/>
+                <w:szCs w:val="20"/>
+              </w:rPr>
+              <w:br/>
+              <w:t xml:space="preserve"/>
+            </w:r>
+            <w:r>
+              <w:rPr>
+                <w:rFonts w:ascii="Arial" w:cs="Arial" w:eastAsia="Arial" w:hAnsi="Arial"/>
+                <w:sz w:val="20"/>
+                <w:szCs w:val="20"/>
+              </w:rPr>
+              <w:br/>
+              <w:t xml:space="preserve"/>
+            </w:r>
+            <w:r>
+              <w:rPr>
+                <w:rFonts w:ascii="Arial" w:cs="Arial" w:eastAsia="Arial" w:hAnsi="Arial"/>
+                <w:b w:val="false"/>
+                <w:bCs w:val="false"/>
+                <w:i w:val="false"/>
+                <w:iCs w:val="false"/>
+                <w:color w:val="000000"/>
+                <w:sz w:val="20"/>
+                <w:szCs w:val="20"/>
+              </w:rPr>
+              <w:t xml:space="preserve">Selection Sort: Find the smallest element and move it to the beginning. Repeat for the rest of the array.</w:t>
+            </w:r>
+            <w:r>
+              <w:rPr>
+                <w:rFonts w:ascii="Arial" w:cs="Arial" w:eastAsia="Arial" w:hAnsi="Arial"/>
+                <w:sz w:val="20"/>
+                <w:szCs w:val="20"/>
+              </w:rPr>
+              <w:br/>
+              <w:t xml:space="preserve"/>
+            </w:r>
+            <w:r>
+              <w:rPr>
+                <w:rFonts w:ascii="Arial" w:cs="Arial" w:eastAsia="Arial" w:hAnsi="Arial"/>
+                <w:b w:val="false"/>
+                <w:bCs w:val="false"/>
+                <w:i w:val="false"/>
+                <w:iCs w:val="false"/>
+                <w:color w:val="000000"/>
+                <w:sz w:val="20"/>
+                <w:szCs w:val="20"/>
+              </w:rPr>
+              <w:t xml:space="preserve">Key Difference from Bubble Sort:</w:t>
+            </w:r>
+            <w:r>
+              <w:rPr>
+                <w:rFonts w:ascii="Arial" w:cs="Arial" w:eastAsia="Arial" w:hAnsi="Arial"/>
+                <w:sz w:val="20"/>
+                <w:szCs w:val="20"/>
+              </w:rPr>
+              <w:br/>
+              <w:t xml:space="preserve"/>
+            </w:r>
+            <w:r>
+              <w:rPr>
+                <w:rFonts w:ascii="Arial" w:cs="Arial" w:eastAsia="Arial" w:hAnsi="Arial"/>
+                <w:sz w:val="20"/>
+                <w:szCs w:val="20"/>
+              </w:rPr>
+              <w:br/>
+              <w:t xml:space="preserve"/>
+            </w:r>
+            <w:r>
+              <w:rPr>
+                <w:rFonts w:ascii="Arial" w:cs="Arial" w:eastAsia="Arial" w:hAnsi="Arial"/>
+                <w:b/>
+                <w:bCs/>
+                <w:i w:val="false"/>
+                <w:iCs w:val="false"/>
+                <w:color w:val="000000"/>
+                <w:sz w:val="20"/>
+                <w:szCs w:val="20"/>
+              </w:rPr>
+              <w:t xml:space="preserve">Key Concepts:</w:t>
+            </w:r>
+            <w:r>
+              <w:rPr>
+                <w:rFonts w:ascii="Arial" w:cs="Arial" w:eastAsia="Arial" w:hAnsi="Arial"/>
+                <w:sz w:val="20"/>
+                <w:szCs w:val="20"/>
+              </w:rPr>
+              <w:br/>
+              <w:t xml:space="preserve"/>
+            </w:r>
+            <w:r>
+              <w:rPr>
+                <w:rFonts w:ascii="Arial" w:cs="Arial" w:eastAsia="Arial" w:hAnsi="Arial"/>
+                <w:b w:val="false"/>
+                <w:bCs w:val="false"/>
+                <w:i w:val="false"/>
+                <w:iCs w:val="false"/>
+                <w:color w:val="000000"/>
+                <w:sz w:val="20"/>
+                <w:szCs w:val="20"/>
+              </w:rPr>
+              <w:t xml:space="preserve">    • Bubble sort: Many swaps, few passes</w:t>
+            </w:r>
+            <w:r>
+              <w:rPr>
+                <w:rFonts w:ascii="Arial" w:cs="Arial" w:eastAsia="Arial" w:hAnsi="Arial"/>
+                <w:sz w:val="20"/>
+                <w:szCs w:val="20"/>
+              </w:rPr>
+              <w:br/>
+              <w:t xml:space="preserve"/>
+            </w:r>
+            <w:r>
+              <w:rPr>
+                <w:rFonts w:ascii="Arial" w:cs="Arial" w:eastAsia="Arial" w:hAnsi="Arial"/>
+                <w:b w:val="false"/>
+                <w:bCs w:val="false"/>
+                <w:i w:val="false"/>
+                <w:iCs w:val="false"/>
+                <w:color w:val="000000"/>
+                <w:sz w:val="20"/>
+                <w:szCs w:val="20"/>
+              </w:rPr>
+              <w:t xml:space="preserve">    • Selection sort: Fewer swaps, same number of passes</w:t>
+            </w:r>
+            <w:r>
+              <w:rPr>
+                <w:rFonts w:ascii="Arial" w:cs="Arial" w:eastAsia="Arial" w:hAnsi="Arial"/>
+                <w:sz w:val="20"/>
+                <w:szCs w:val="20"/>
+              </w:rPr>
+              <w:br/>
+              <w:t xml:space="preserve"/>
+            </w:r>
+            <w:r>
+              <w:rPr>
+                <w:rFonts w:ascii="Arial" w:cs="Arial" w:eastAsia="Arial" w:hAnsi="Arial"/>
+                <w:b w:val="false"/>
+                <w:bCs w:val="false"/>
+                <w:i w:val="false"/>
+                <w:iCs w:val="false"/>
+                <w:color w:val="000000"/>
+                <w:sz w:val="20"/>
+                <w:szCs w:val="20"/>
+              </w:rPr>
+              <w:t xml:space="preserve">    • Bubble sort (stable): Doesn't swap equal elements</w:t>
+            </w:r>
+            <w:r>
+              <w:rPr>
+                <w:rFonts w:ascii="Arial" w:cs="Arial" w:eastAsia="Arial" w:hAnsi="Arial"/>
+                <w:sz w:val="20"/>
+                <w:szCs w:val="20"/>
+              </w:rPr>
+              <w:br/>
+              <w:t xml:space="preserve"/>
+            </w:r>
+            <w:r>
+              <w:rPr>
+                <w:rFonts w:ascii="Arial" w:cs="Arial" w:eastAsia="Arial" w:hAnsi="Arial"/>
+                <w:b w:val="false"/>
+                <w:bCs w:val="false"/>
+                <w:i w:val="false"/>
+                <w:iCs w:val="false"/>
+                <w:color w:val="000000"/>
+                <w:sz w:val="20"/>
+                <w:szCs w:val="20"/>
+              </w:rPr>
+              <w:t xml:space="preserve">    • Selection sort (unstable): May change order of equal elements</w:t>
+            </w:r>
+            <w:r>
+              <w:rPr>
+                <w:rFonts w:ascii="Arial" w:cs="Arial" w:eastAsia="Arial" w:hAnsi="Arial"/>
+                <w:sz w:val="20"/>
+                <w:szCs w:val="20"/>
+              </w:rPr>
+              <w:br/>
+              <w:t xml:space="preserve"/>
+            </w:r>
+            <w:r>
+              <w:rPr>
+                <w:rFonts w:ascii="Arial" w:cs="Arial" w:eastAsia="Arial" w:hAnsi="Arial"/>
+                <w:sz w:val="20"/>
+                <w:szCs w:val="20"/>
+              </w:rPr>
+              <w:br/>
+              <w:t xml:space="preserve"/>
+            </w:r>
+            <w:r>
+              <w:rPr>
+                <w:rFonts w:ascii="Arial" w:cs="Arial" w:eastAsia="Arial" w:hAnsi="Arial"/>
+                <w:b/>
+                <w:bCs/>
+                <w:i w:val="false"/>
+                <w:iCs w:val="false"/>
+                <w:color w:val="000000"/>
+                <w:sz w:val="20"/>
+                <w:szCs w:val="20"/>
+              </w:rPr>
+              <w:t xml:space="preserve">Vocabulary: </w:t>
+            </w:r>
+            <w:r>
+              <w:rPr>
+                <w:rFonts w:ascii="Arial" w:cs="Arial" w:eastAsia="Arial" w:hAnsi="Arial"/>
+                <w:b w:val="false"/>
+                <w:bCs w:val="false"/>
+                <w:i w:val="false"/>
+                <w:iCs w:val="false"/>
+                <w:color w:val="000000"/>
+                <w:sz w:val="20"/>
+                <w:szCs w:val="20"/>
+              </w:rPr>
+              <w:t xml:space="preserve">Selection Sort, Key Difference from Bubble Sort, Bubble sort, Comparison, Stable?</w:t>
+            </w:r>
+            <w:r>
+              <w:rPr>
+                <w:rFonts w:ascii="Arial" w:cs="Arial" w:eastAsia="Arial" w:hAnsi="Arial"/>
+                <w:sz w:val="20"/>
+                <w:szCs w:val="20"/>
+              </w:rPr>
+              <w:br/>
+              <w:t xml:space="preserve"/>
+            </w:r>
+            <w:r>
+              <w:rPr>
+                <w:rFonts w:ascii="Arial" w:cs="Arial" w:eastAsia="Arial" w:hAnsi="Arial"/>
+                <w:sz w:val="20"/>
+                <w:szCs w:val="20"/>
+              </w:rPr>
+              <w:br/>
+              <w:t xml:space="preserve"/>
+            </w:r>
+            <w:r>
+              <w:rPr>
+                <w:rFonts w:ascii="Arial" w:cs="Arial" w:eastAsia="Arial" w:hAnsi="Arial"/>
+                <w:b/>
+                <w:bCs/>
+                <w:i/>
+                <w:iCs/>
+                <w:color w:val="555555"/>
+                <w:sz w:val="20"/>
+                <w:szCs w:val="20"/>
+              </w:rPr>
+              <w:t xml:space="preserve">→ Live Demo — </w:t>
+            </w:r>
+            <w:r>
+              <w:rPr>
+                <w:rFonts w:ascii="Arial" w:cs="Arial" w:eastAsia="Arial" w:hAnsi="Arial"/>
+                <w:b w:val="false"/>
+                <w:bCs w:val="false"/>
+                <w:i/>
+                <w:iCs/>
+                <w:color w:val="555555"/>
+                <w:sz w:val="20"/>
+                <w:szCs w:val="20"/>
+              </w:rPr>
+              <w:t xml:space="preserve">type examples as students follow along in their own editor.</w:t>
+            </w:r>
+            <w:r>
+              <w:rPr>
+                <w:rFonts w:ascii="Arial" w:cs="Arial" w:eastAsia="Arial" w:hAnsi="Arial"/>
+                <w:sz w:val="20"/>
+                <w:szCs w:val="20"/>
+              </w:rPr>
+              <w:br/>
+              <w:t xml:space="preserve"/>
+            </w:r>
+            <w:r>
+              <w:rPr>
+                <w:rFonts w:ascii="Arial" w:cs="Arial" w:eastAsia="Arial" w:hAnsi="Arial"/>
+                <w:b/>
+                <w:bCs/>
+                <w:i/>
+                <w:iCs/>
+                <w:color w:val="555555"/>
+                <w:sz w:val="20"/>
+                <w:szCs w:val="20"/>
+              </w:rPr>
+              <w:t xml:space="preserve">→ Check for Understanding: </w:t>
+            </w:r>
+            <w:r>
+              <w:rPr>
+                <w:rFonts w:ascii="Arial" w:cs="Arial" w:eastAsia="Arial" w:hAnsi="Arial"/>
+                <w:b w:val="false"/>
+                <w:bCs w:val="false"/>
+                <w:i/>
+                <w:iCs/>
+                <w:color w:val="555555"/>
+                <w:sz w:val="20"/>
+                <w:szCs w:val="20"/>
+              </w:rPr>
+              <w:t xml:space="preserve">pause and cold-call: “Can someone explain what we just did in their own words?”</w:t>
             </w:r>
           </w:p>
         </w:tc>
@@ -377,9 +933,9 @@
               <w:right w:val="single" w:color="CCCCCC" w:sz="1"/>
             </w:tcBorders>
             <w:tcMar>
-              <w:top w:type="dxa" w:w="60"/>
+              <w:top w:type="dxa" w:w="80"/>
               <w:left w:type="dxa" w:w="120"/>
-              <w:bottom w:type="dxa" w:w="60"/>
+              <w:bottom w:type="dxa" w:w="80"/>
               <w:right w:type="dxa" w:w="120"/>
             </w:tcMar>
           </w:tcPr>
@@ -406,20 +962,90 @@
               <w:right w:val="single" w:color="CCCCCC" w:sz="1"/>
             </w:tcBorders>
             <w:tcMar>
-              <w:top w:type="dxa" w:w="60"/>
+              <w:top w:type="dxa" w:w="80"/>
               <w:left w:type="dxa" w:w="120"/>
-              <w:bottom w:type="dxa" w:w="60"/>
+              <w:bottom w:type="dxa" w:w="80"/>
               <w:right w:type="dxa" w:w="120"/>
             </w:tcMar>
           </w:tcPr>
           <w:p>
-            <w:r>
-              <w:rPr>
-                <w:rFonts w:ascii="Arial" w:cs="Arial" w:eastAsia="Arial" w:hAnsi="Arial"/>
-                <w:sz w:val="20"/>
-                <w:szCs w:val="20"/>
+            <w:pPr>
+              <w:spacing w:after="80" w:before="80"/>
+            </w:pPr>
+            <w:r>
+              <w:rPr>
+                <w:rFonts w:ascii="Arial" w:cs="Arial" w:eastAsia="Arial" w:hAnsi="Arial"/>
+                <w:b/>
+                <w:bCs/>
+                <w:i w:val="false"/>
+                <w:iCs w:val="false"/>
+                <w:color w:val="000000"/>
+                <w:sz w:val="22"/>
+                <w:szCs w:val="22"/>
               </w:rPr>
               <w:t xml:space="preserve">Guided Practice</w:t>
+            </w:r>
+            <w:r>
+              <w:rPr>
+                <w:rFonts w:ascii="Arial" w:cs="Arial" w:eastAsia="Arial" w:hAnsi="Arial"/>
+                <w:sz w:val="20"/>
+                <w:szCs w:val="20"/>
+              </w:rPr>
+              <w:br/>
+              <w:t xml:space="preserve"/>
+            </w:r>
+            <w:r>
+              <w:rPr>
+                <w:rFonts w:ascii="Arial" w:cs="Arial" w:eastAsia="Arial" w:hAnsi="Arial"/>
+                <w:sz w:val="20"/>
+                <w:szCs w:val="20"/>
+              </w:rPr>
+              <w:br/>
+              <w:t xml:space="preserve"/>
+            </w:r>
+            <w:r>
+              <w:rPr>
+                <w:rFonts w:ascii="Arial" w:cs="Arial" w:eastAsia="Arial" w:hAnsi="Arial"/>
+                <w:b w:val="false"/>
+                <w:bCs w:val="false"/>
+                <w:i w:val="false"/>
+                <w:iCs w:val="false"/>
+                <w:color w:val="000000"/>
+                <w:sz w:val="20"/>
+                <w:szCs w:val="20"/>
+              </w:rPr>
+              <w:t xml:space="preserve">Step 1: Manual Trace Selection Sort</w:t>
+            </w:r>
+            <w:r>
+              <w:rPr>
+                <w:rFonts w:ascii="Arial" w:cs="Arial" w:eastAsia="Arial" w:hAnsi="Arial"/>
+                <w:sz w:val="20"/>
+                <w:szCs w:val="20"/>
+              </w:rPr>
+              <w:br/>
+              <w:t xml:space="preserve"/>
+            </w:r>
+            <w:r>
+              <w:rPr>
+                <w:rFonts w:ascii="Arial" w:cs="Arial" w:eastAsia="Arial" w:hAnsi="Arial"/>
+                <w:sz w:val="20"/>
+                <w:szCs w:val="20"/>
+              </w:rPr>
+              <w:br/>
+              <w:t xml:space="preserve"/>
+            </w:r>
+            <w:r>
+              <w:rPr>
+                <w:rFonts w:ascii="Arial" w:cs="Arial" w:eastAsia="Arial" w:hAnsi="Arial"/>
+                <w:b w:val="false"/>
+                <w:bCs w:val="false"/>
+                <w:i/>
+                <w:iCs/>
+                <w:color w:val="555555"/>
+                <w:sz w:val="20"/>
+                <w:szCs w:val="20"/>
+              </w:rPr>
+              <w:t xml:space="preserve">→ Teacher models — students try alongside, then compare results.</w:t>
             </w:r>
           </w:p>
         </w:tc>
@@ -435,9 +1061,9 @@
               <w:right w:val="single" w:color="CCCCCC" w:sz="1"/>
             </w:tcBorders>
             <w:tcMar>
-              <w:top w:type="dxa" w:w="60"/>
+              <w:top w:type="dxa" w:w="80"/>
               <w:left w:type="dxa" w:w="120"/>
-              <w:bottom w:type="dxa" w:w="60"/>
+              <w:bottom w:type="dxa" w:w="80"/>
               <w:right w:type="dxa" w:w="120"/>
             </w:tcMar>
           </w:tcPr>
@@ -450,7 +1076,7 @@
                 <w:sz w:val="20"/>
                 <w:szCs w:val="20"/>
               </w:rPr>
-              <w:t xml:space="preserve">15-20 min</w:t>
+              <w:t xml:space="preserve">15–20 min</w:t>
             </w:r>
           </w:p>
         </w:tc>
@@ -464,20 +1090,81 @@
               <w:right w:val="single" w:color="CCCCCC" w:sz="1"/>
             </w:tcBorders>
             <w:tcMar>
-              <w:top w:type="dxa" w:w="60"/>
+              <w:top w:type="dxa" w:w="80"/>
               <w:left w:type="dxa" w:w="120"/>
-              <w:bottom w:type="dxa" w:w="60"/>
+              <w:bottom w:type="dxa" w:w="80"/>
               <w:right w:type="dxa" w:w="120"/>
             </w:tcMar>
           </w:tcPr>
           <w:p>
-            <w:r>
-              <w:rPr>
-                <w:rFonts w:ascii="Arial" w:cs="Arial" w:eastAsia="Arial" w:hAnsi="Arial"/>
-                <w:sz w:val="20"/>
-                <w:szCs w:val="20"/>
+            <w:pPr>
+              <w:spacing w:after="80" w:before="80"/>
+            </w:pPr>
+            <w:r>
+              <w:rPr>
+                <w:rFonts w:ascii="Arial" w:cs="Arial" w:eastAsia="Arial" w:hAnsi="Arial"/>
+                <w:b/>
+                <w:bCs/>
+                <w:i w:val="false"/>
+                <w:iCs w:val="false"/>
+                <w:color w:val="000000"/>
+                <w:sz w:val="22"/>
+                <w:szCs w:val="22"/>
               </w:rPr>
               <w:t xml:space="preserve">Independent Practice / Code Along</w:t>
+            </w:r>
+            <w:r>
+              <w:rPr>
+                <w:rFonts w:ascii="Arial" w:cs="Arial" w:eastAsia="Arial" w:hAnsi="Arial"/>
+                <w:sz w:val="20"/>
+                <w:szCs w:val="20"/>
+              </w:rPr>
+              <w:br/>
+              <w:t xml:space="preserve"/>
+            </w:r>
+            <w:r>
+              <w:rPr>
+                <w:rFonts w:ascii="Arial" w:cs="Arial" w:eastAsia="Arial" w:hAnsi="Arial"/>
+                <w:b w:val="false"/>
+                <w:bCs w:val="false"/>
+                <w:i w:val="false"/>
+                <w:iCs w:val="false"/>
+                <w:color w:val="000000"/>
+                <w:sz w:val="20"/>
+                <w:szCs w:val="20"/>
+              </w:rPr>
+              <w:t xml:space="preserve">    Work through problems from the day's exercise set.</w:t>
+            </w:r>
+            <w:r>
+              <w:rPr>
+                <w:rFonts w:ascii="Arial" w:cs="Arial" w:eastAsia="Arial" w:hAnsi="Arial"/>
+                <w:sz w:val="20"/>
+                <w:szCs w:val="20"/>
+              </w:rPr>
+              <w:br/>
+              <w:t xml:space="preserve"/>
+            </w:r>
+            <w:r>
+              <w:rPr>
+                <w:rFonts w:ascii="Arial" w:cs="Arial" w:eastAsia="Arial" w:hAnsi="Arial"/>
+                <w:sz w:val="20"/>
+                <w:szCs w:val="20"/>
+              </w:rPr>
+              <w:br/>
+              <w:t xml:space="preserve"/>
+            </w:r>
+            <w:r>
+              <w:rPr>
+                <w:rFonts w:ascii="Arial" w:cs="Arial" w:eastAsia="Arial" w:hAnsi="Arial"/>
+                <w:b w:val="false"/>
+                <w:bCs w:val="false"/>
+                <w:i/>
+                <w:iCs/>
+                <w:color w:val="555555"/>
+                <w:sz w:val="20"/>
+                <w:szCs w:val="20"/>
+              </w:rPr>
+              <w:t xml:space="preserve">→ Teacher circulates — offer hints, check for understanding.</w:t>
             </w:r>
           </w:p>
         </w:tc>
@@ -493,9 +1180,9 @@
               <w:right w:val="single" w:color="CCCCCC" w:sz="1"/>
             </w:tcBorders>
             <w:tcMar>
-              <w:top w:type="dxa" w:w="60"/>
+              <w:top w:type="dxa" w:w="80"/>
               <w:left w:type="dxa" w:w="120"/>
-              <w:bottom w:type="dxa" w:w="60"/>
+              <w:bottom w:type="dxa" w:w="80"/>
               <w:right w:type="dxa" w:w="120"/>
             </w:tcMar>
           </w:tcPr>
@@ -522,20 +1209,90 @@
               <w:right w:val="single" w:color="CCCCCC" w:sz="1"/>
             </w:tcBorders>
             <w:tcMar>
-              <w:top w:type="dxa" w:w="60"/>
+              <w:top w:type="dxa" w:w="80"/>
               <w:left w:type="dxa" w:w="120"/>
-              <w:bottom w:type="dxa" w:w="60"/>
+              <w:bottom w:type="dxa" w:w="80"/>
               <w:right w:type="dxa" w:w="120"/>
             </w:tcMar>
           </w:tcPr>
           <w:p>
-            <w:r>
-              <w:rPr>
-                <w:rFonts w:ascii="Arial" w:cs="Arial" w:eastAsia="Arial" w:hAnsi="Arial"/>
-                <w:sz w:val="20"/>
-                <w:szCs w:val="20"/>
+            <w:pPr>
+              <w:spacing w:after="80" w:before="80"/>
+            </w:pPr>
+            <w:r>
+              <w:rPr>
+                <w:rFonts w:ascii="Arial" w:cs="Arial" w:eastAsia="Arial" w:hAnsi="Arial"/>
+                <w:b/>
+                <w:bCs/>
+                <w:i w:val="false"/>
+                <w:iCs w:val="false"/>
+                <w:color w:val="000000"/>
+                <w:sz w:val="22"/>
+                <w:szCs w:val="22"/>
               </w:rPr>
               <w:t xml:space="preserve">Exit Ticket / Wrap-Up</w:t>
+            </w:r>
+            <w:r>
+              <w:rPr>
+                <w:rFonts w:ascii="Arial" w:cs="Arial" w:eastAsia="Arial" w:hAnsi="Arial"/>
+                <w:sz w:val="20"/>
+                <w:szCs w:val="20"/>
+              </w:rPr>
+              <w:br/>
+              <w:t xml:space="preserve"/>
+            </w:r>
+            <w:r>
+              <w:rPr>
+                <w:rFonts w:ascii="Arial" w:cs="Arial" w:eastAsia="Arial" w:hAnsi="Arial"/>
+                <w:sz w:val="20"/>
+                <w:szCs w:val="20"/>
+              </w:rPr>
+              <w:br/>
+              <w:t xml:space="preserve"/>
+            </w:r>
+            <w:r>
+              <w:rPr>
+                <w:rFonts w:ascii="Arial" w:cs="Arial" w:eastAsia="Arial" w:hAnsi="Arial"/>
+                <w:b w:val="false"/>
+                <w:bCs w:val="false"/>
+                <w:i w:val="false"/>
+                <w:iCs w:val="false"/>
+                <w:color w:val="000000"/>
+                <w:sz w:val="20"/>
+                <w:szCs w:val="20"/>
+              </w:rPr>
+              <w:t xml:space="preserve">Quick Check: Implement selection sort and compare it to bubble sort in terms of swaps and performance?</w:t>
+            </w:r>
+            <w:r>
+              <w:rPr>
+                <w:rFonts w:ascii="Arial" w:cs="Arial" w:eastAsia="Arial" w:hAnsi="Arial"/>
+                <w:sz w:val="20"/>
+                <w:szCs w:val="20"/>
+              </w:rPr>
+              <w:br/>
+              <w:t xml:space="preserve"/>
+            </w:r>
+            <w:r>
+              <w:rPr>
+                <w:rFonts w:ascii="Arial" w:cs="Arial" w:eastAsia="Arial" w:hAnsi="Arial"/>
+                <w:sz w:val="20"/>
+                <w:szCs w:val="20"/>
+              </w:rPr>
+              <w:br/>
+              <w:t xml:space="preserve"/>
+            </w:r>
+            <w:r>
+              <w:rPr>
+                <w:rFonts w:ascii="Arial" w:cs="Arial" w:eastAsia="Arial" w:hAnsi="Arial"/>
+                <w:b w:val="false"/>
+                <w:bCs w:val="false"/>
+                <w:i/>
+                <w:iCs/>
+                <w:color w:val="555555"/>
+                <w:sz w:val="20"/>
+                <w:szCs w:val="20"/>
+              </w:rPr>
+              <w:t xml:space="preserve">→ 3–2–1: Name 3 things learned, 2 new vocab words, 1 question you still have.</w:t>
             </w:r>
           </w:p>
         </w:tc>
@@ -878,19 +1635,6 @@
                 <w:sz w:val="18"/>
                 <w:szCs w:val="18"/>
               </w:rPr>
-              <w:t xml:space="preserve"># Selection Sort</w:t>
-            </w:r>
-          </w:p>
-          <w:p>
-            <w:pPr>
-              <w:spacing w:after="20"/>
-            </w:pPr>
-            <w:r>
-              <w:rPr>
-                <w:rFonts w:ascii="Courier New" w:cs="Courier New" w:eastAsia="Courier New" w:hAnsi="Courier New"/>
-                <w:sz w:val="18"/>
-                <w:szCs w:val="18"/>
-              </w:rPr>
               <w:t xml:space="preserve">def selection_sort(arr):</w:t>
             </w:r>
           </w:p>
@@ -1138,7 +1882,7 @@
                 <w:sz w:val="18"/>
                 <w:szCs w:val="18"/>
               </w:rPr>
-              <w:t xml:space="preserve"># Test</w:t>
+              <w:t xml:space="preserve"> </w:t>
             </w:r>
           </w:p>
           <w:p>
@@ -1190,7 +1934,7 @@
                 <w:sz w:val="18"/>
                 <w:szCs w:val="18"/>
               </w:rPr>
-              <w:t xml:space="preserve"># With visualization</w:t>
+              <w:t xml:space="preserve"> </w:t>
             </w:r>
           </w:p>
           <w:p>
@@ -1411,7 +2155,7 @@
                 <w:sz w:val="18"/>
                 <w:szCs w:val="18"/>
               </w:rPr>
-              <w:t xml:space="preserve"># Comparison: Bubble vs. Selection with swap counting</w:t>
+              <w:t xml:space="preserve"> </w:t>
             </w:r>
           </w:p>
           <w:p>
@@ -1632,7 +2376,7 @@
                 <w:sz w:val="18"/>
                 <w:szCs w:val="18"/>
               </w:rPr>
-              <w:t xml:space="preserve"># Test both</w:t>
+              <w:t xml:space="preserve"> </w:t>
             </w:r>
           </w:p>
           <w:p>
@@ -1749,46 +2493,46 @@
                 <w:sz w:val="18"/>
                 <w:szCs w:val="18"/>
               </w:rPr>
-              <w:t xml:space="preserve"># Output: Bubble sort: 10 swaps</w:t>
-            </w:r>
-          </w:p>
-          <w:p>
-            <w:pPr>
-              <w:spacing w:after="20"/>
-            </w:pPr>
-            <w:r>
-              <w:rPr>
-                <w:rFonts w:ascii="Courier New" w:cs="Courier New" w:eastAsia="Courier New" w:hAnsi="Courier New"/>
-                <w:sz w:val="18"/>
-                <w:szCs w:val="18"/>
-              </w:rPr>
-              <w:t xml:space="preserve">#         Selection sort: 6 swaps</w:t>
-            </w:r>
-          </w:p>
-          <w:p>
-            <w:pPr>
-              <w:spacing w:after="20"/>
-            </w:pPr>
-            <w:r>
-              <w:rPr>
-                <w:rFonts w:ascii="Courier New" w:cs="Courier New" w:eastAsia="Courier New" w:hAnsi="Courier New"/>
-                <w:sz w:val="18"/>
-                <w:szCs w:val="18"/>
-              </w:rPr>
-              <w:t xml:space="preserve"> </w:t>
-            </w:r>
-          </w:p>
-          <w:p>
-            <w:pPr>
-              <w:spacing w:after="20"/>
-            </w:pPr>
-            <w:r>
-              <w:rPr>
-                <w:rFonts w:ascii="Courier New" w:cs="Courier New" w:eastAsia="Courier New" w:hAnsi="Courier New"/>
-                <w:sz w:val="18"/>
-                <w:szCs w:val="18"/>
-              </w:rPr>
-              <w:t xml:space="preserve"># Stability comparison</w:t>
+              <w:t xml:space="preserve"> </w:t>
+            </w:r>
+          </w:p>
+          <w:p>
+            <w:pPr>
+              <w:spacing w:after="20"/>
+            </w:pPr>
+            <w:r>
+              <w:rPr>
+                <w:rFonts w:ascii="Courier New" w:cs="Courier New" w:eastAsia="Courier New" w:hAnsi="Courier New"/>
+                <w:sz w:val="18"/>
+                <w:szCs w:val="18"/>
+              </w:rPr>
+              <w:t xml:space="preserve"> </w:t>
+            </w:r>
+          </w:p>
+          <w:p>
+            <w:pPr>
+              <w:spacing w:after="20"/>
+            </w:pPr>
+            <w:r>
+              <w:rPr>
+                <w:rFonts w:ascii="Courier New" w:cs="Courier New" w:eastAsia="Courier New" w:hAnsi="Courier New"/>
+                <w:sz w:val="18"/>
+                <w:szCs w:val="18"/>
+              </w:rPr>
+              <w:t xml:space="preserve"> </w:t>
+            </w:r>
+          </w:p>
+          <w:p>
+            <w:pPr>
+              <w:spacing w:after="20"/>
+            </w:pPr>
+            <w:r>
+              <w:rPr>
+                <w:rFonts w:ascii="Courier New" w:cs="Courier New" w:eastAsia="Courier New" w:hAnsi="Courier New"/>
+                <w:sz w:val="18"/>
+                <w:szCs w:val="18"/>
+              </w:rPr>
+              <w:t xml:space="preserve"> </w:t>
             </w:r>
           </w:p>
           <w:p>
@@ -2351,19 +3095,6 @@
                 <w:sz w:val="18"/>
                 <w:szCs w:val="18"/>
               </w:rPr>
-              <w:t xml:space="preserve"># Beginner</w:t>
-            </w:r>
-          </w:p>
-          <w:p>
-            <w:pPr>
-              <w:spacing w:after="20"/>
-            </w:pPr>
-            <w:r>
-              <w:rPr>
-                <w:rFonts w:ascii="Courier New" w:cs="Courier New" w:eastAsia="Courier New" w:hAnsi="Courier New"/>
-                <w:sz w:val="18"/>
-                <w:szCs w:val="18"/>
-              </w:rPr>
               <w:t xml:space="preserve">def selection_sort(arr):</w:t>
             </w:r>
           </w:p>
@@ -2494,85 +3225,85 @@
                 <w:sz w:val="18"/>
                 <w:szCs w:val="18"/>
               </w:rPr>
-              <w:t xml:space="preserve"># Trace: [7, 3, 9, 2]</w:t>
-            </w:r>
-          </w:p>
-          <w:p>
-            <w:pPr>
-              <w:spacing w:after="20"/>
-            </w:pPr>
-            <w:r>
-              <w:rPr>
-                <w:rFonts w:ascii="Courier New" w:cs="Courier New" w:eastAsia="Courier New" w:hAnsi="Courier New"/>
-                <w:sz w:val="18"/>
-                <w:szCs w:val="18"/>
-              </w:rPr>
-              <w:t xml:space="preserve"># Pass 1: min=2 at index 3, swap with 7 → [2, 3, 9, 7]</w:t>
-            </w:r>
-          </w:p>
-          <w:p>
-            <w:pPr>
-              <w:spacing w:after="20"/>
-            </w:pPr>
-            <w:r>
-              <w:rPr>
-                <w:rFonts w:ascii="Courier New" w:cs="Courier New" w:eastAsia="Courier New" w:hAnsi="Courier New"/>
-                <w:sz w:val="18"/>
-                <w:szCs w:val="18"/>
-              </w:rPr>
-              <w:t xml:space="preserve"># Pass 2: min=3 at index 1, already in place → [2, 3, 9, 7]</w:t>
-            </w:r>
-          </w:p>
-          <w:p>
-            <w:pPr>
-              <w:spacing w:after="20"/>
-            </w:pPr>
-            <w:r>
-              <w:rPr>
-                <w:rFonts w:ascii="Courier New" w:cs="Courier New" w:eastAsia="Courier New" w:hAnsi="Courier New"/>
-                <w:sz w:val="18"/>
-                <w:szCs w:val="18"/>
-              </w:rPr>
-              <w:t xml:space="preserve"># Pass 3: min=7 at index 3, swap with 9 → [2, 3, 7, 9]</w:t>
-            </w:r>
-          </w:p>
-          <w:p>
-            <w:pPr>
-              <w:spacing w:after="20"/>
-            </w:pPr>
-            <w:r>
-              <w:rPr>
-                <w:rFonts w:ascii="Courier New" w:cs="Courier New" w:eastAsia="Courier New" w:hAnsi="Courier New"/>
-                <w:sz w:val="18"/>
-                <w:szCs w:val="18"/>
-              </w:rPr>
-              <w:t xml:space="preserve"># Pass 4: Done → [2, 3, 7, 9]</w:t>
-            </w:r>
-          </w:p>
-          <w:p>
-            <w:pPr>
-              <w:spacing w:after="20"/>
-            </w:pPr>
-            <w:r>
-              <w:rPr>
-                <w:rFonts w:ascii="Courier New" w:cs="Courier New" w:eastAsia="Courier New" w:hAnsi="Courier New"/>
-                <w:sz w:val="18"/>
-                <w:szCs w:val="18"/>
-              </w:rPr>
-              <w:t xml:space="preserve"> </w:t>
-            </w:r>
-          </w:p>
-          <w:p>
-            <w:pPr>
-              <w:spacing w:after="20"/>
-            </w:pPr>
-            <w:r>
-              <w:rPr>
-                <w:rFonts w:ascii="Courier New" w:cs="Courier New" w:eastAsia="Courier New" w:hAnsi="Courier New"/>
-                <w:sz w:val="18"/>
-                <w:szCs w:val="18"/>
-              </w:rPr>
-              <w:t xml:space="preserve"># Intermediate</w:t>
+              <w:t xml:space="preserve"> </w:t>
+            </w:r>
+          </w:p>
+          <w:p>
+            <w:pPr>
+              <w:spacing w:after="20"/>
+            </w:pPr>
+            <w:r>
+              <w:rPr>
+                <w:rFonts w:ascii="Courier New" w:cs="Courier New" w:eastAsia="Courier New" w:hAnsi="Courier New"/>
+                <w:sz w:val="18"/>
+                <w:szCs w:val="18"/>
+              </w:rPr>
+              <w:t xml:space="preserve"> </w:t>
+            </w:r>
+          </w:p>
+          <w:p>
+            <w:pPr>
+              <w:spacing w:after="20"/>
+            </w:pPr>
+            <w:r>
+              <w:rPr>
+                <w:rFonts w:ascii="Courier New" w:cs="Courier New" w:eastAsia="Courier New" w:hAnsi="Courier New"/>
+                <w:sz w:val="18"/>
+                <w:szCs w:val="18"/>
+              </w:rPr>
+              <w:t xml:space="preserve"> </w:t>
+            </w:r>
+          </w:p>
+          <w:p>
+            <w:pPr>
+              <w:spacing w:after="20"/>
+            </w:pPr>
+            <w:r>
+              <w:rPr>
+                <w:rFonts w:ascii="Courier New" w:cs="Courier New" w:eastAsia="Courier New" w:hAnsi="Courier New"/>
+                <w:sz w:val="18"/>
+                <w:szCs w:val="18"/>
+              </w:rPr>
+              <w:t xml:space="preserve"> </w:t>
+            </w:r>
+          </w:p>
+          <w:p>
+            <w:pPr>
+              <w:spacing w:after="20"/>
+            </w:pPr>
+            <w:r>
+              <w:rPr>
+                <w:rFonts w:ascii="Courier New" w:cs="Courier New" w:eastAsia="Courier New" w:hAnsi="Courier New"/>
+                <w:sz w:val="18"/>
+                <w:szCs w:val="18"/>
+              </w:rPr>
+              <w:t xml:space="preserve"> </w:t>
+            </w:r>
+          </w:p>
+          <w:p>
+            <w:pPr>
+              <w:spacing w:after="20"/>
+            </w:pPr>
+            <w:r>
+              <w:rPr>
+                <w:rFonts w:ascii="Courier New" w:cs="Courier New" w:eastAsia="Courier New" w:hAnsi="Courier New"/>
+                <w:sz w:val="18"/>
+                <w:szCs w:val="18"/>
+              </w:rPr>
+              <w:t xml:space="preserve"> </w:t>
+            </w:r>
+          </w:p>
+          <w:p>
+            <w:pPr>
+              <w:spacing w:after="20"/>
+            </w:pPr>
+            <w:r>
+              <w:rPr>
+                <w:rFonts w:ascii="Courier New" w:cs="Courier New" w:eastAsia="Courier New" w:hAnsi="Courier New"/>
+                <w:sz w:val="18"/>
+                <w:szCs w:val="18"/>
+              </w:rPr>
+              <w:t xml:space="preserve"> </w:t>
             </w:r>
           </w:p>
           <w:p>
@@ -2819,7 +3550,7 @@
                 <w:sz w:val="18"/>
                 <w:szCs w:val="18"/>
               </w:rPr>
-              <w:t xml:space="preserve"># Challenge - Stability example</w:t>
+              <w:t xml:space="preserve"> </w:t>
             </w:r>
           </w:p>
           <w:p>
@@ -2833,45 +3564,6 @@
                 <w:szCs w:val="18"/>
               </w:rPr>
               <w:t xml:space="preserve">data = [(5, 'first_5'), (2, 'two'), (5, 'second_5')]</w:t>
-            </w:r>
-          </w:p>
-          <w:p>
-            <w:pPr>
-              <w:spacing w:after="20"/>
-            </w:pPr>
-            <w:r>
-              <w:rPr>
-                <w:rFonts w:ascii="Courier New" w:cs="Courier New" w:eastAsia="Courier New" w:hAnsi="Courier New"/>
-                <w:sz w:val="18"/>
-                <w:szCs w:val="18"/>
-              </w:rPr>
-              <w:t xml:space="preserve"># Bubble sort keeps them in order: [(2, 'two'), (5, 'first_5'), (5, 'second_5')]</w:t>
-            </w:r>
-          </w:p>
-          <w:p>
-            <w:pPr>
-              <w:spacing w:after="20"/>
-            </w:pPr>
-            <w:r>
-              <w:rPr>
-                <w:rFonts w:ascii="Courier New" w:cs="Courier New" w:eastAsia="Courier New" w:hAnsi="Courier New"/>
-                <w:sz w:val="18"/>
-                <w:szCs w:val="18"/>
-              </w:rPr>
-              <w:t xml:space="preserve"># Selection sort might change order: [(2, 'two'), (5, 'second_5'), (5, 'first_5')]</w:t>
-            </w:r>
-          </w:p>
-          <w:p>
-            <w:pPr>
-              <w:spacing w:after="20"/>
-            </w:pPr>
-            <w:r>
-              <w:rPr>
-                <w:rFonts w:ascii="Courier New" w:cs="Courier New" w:eastAsia="Courier New" w:hAnsi="Courier New"/>
-                <w:sz w:val="18"/>
-                <w:szCs w:val="18"/>
-              </w:rPr>
-              <w:t xml:space="preserve"># Because when we swap to find the minimum, we change relative positions.</w:t>
             </w:r>
           </w:p>
         </w:tc>

--- a/Coding 2 - year/Unit 5 - Sorting Searching & Recursion/Daily Lesson Plans/Word/Day 10.docx
+++ b/Coding 2 - year/Unit 5 - Sorting Searching & Recursion/Daily Lesson Plans/Word/Day 10.docx
@@ -380,7 +380,7 @@
                 <w:sz w:val="20"/>
                 <w:szCs w:val="20"/>
               </w:rPr>
-              <w:t xml:space="preserve">    What do you already know about how to implement selection sort and compare it to bubble sort in terms of swaps and performance?</w:t>
+              <w:t xml:space="preserve">    Why might a programmer need to implement selection sort and compare it to bubble sort in terms of swaps and performance? What problem does it solve?</w:t>
             </w:r>
             <w:r>
               <w:rPr>
@@ -477,7 +477,7 @@
                 <w:sz w:val="20"/>
                 <w:szCs w:val="20"/>
               </w:rPr>
-              <w:t xml:space="preserve">Today's Goal: By the end of class you will be able to implement selection sort and compare it to bubble sort in terms of swaps and performance.</w:t>
+              <w:t xml:space="preserve">Today’s Goal: By the end of class you will be able to implement selection sort and compare it to bubble sort in terms of swaps and performance.</w:t>
             </w:r>
             <w:r>
               <w:rPr>
@@ -1261,7 +1261,7 @@
                 <w:sz w:val="20"/>
                 <w:szCs w:val="20"/>
               </w:rPr>
-              <w:t xml:space="preserve">Quick Check: Implement selection sort and compare it to bubble sort in terms of swaps and performance?</w:t>
+              <w:t xml:space="preserve">Describe the steps you'd follow to implement selection sort and compare it to bubble sort in terms of swaps and performance. What would you check to confirm it worked?</w:t>
             </w:r>
             <w:r>
               <w:rPr>

--- a/Coding 2 - year/Unit 5 - Sorting Searching & Recursion/Daily Lesson Plans/Word/Day 10.docx
+++ b/Coding 2 - year/Unit 5 - Sorting Searching & Recursion/Daily Lesson Plans/Word/Day 10.docx
@@ -1125,6 +1125,19 @@
             <w:r>
               <w:rPr>
                 <w:rFonts w:ascii="Arial" w:cs="Arial" w:eastAsia="Arial" w:hAnsi="Arial"/>
+                <w:b/>
+                <w:bCs/>
+                <w:i w:val="false"/>
+                <w:iCs w:val="false"/>
+                <w:color w:val="000000"/>
+                <w:sz w:val="20"/>
+                <w:szCs w:val="20"/>
+              </w:rPr>
+              <w:t xml:space="preserve">    Beginner: </w:t>
+            </w:r>
+            <w:r>
+              <w:rPr>
+                <w:rFonts w:ascii="Arial" w:cs="Arial" w:eastAsia="Arial" w:hAnsi="Arial"/>
                 <w:b w:val="false"/>
                 <w:bCs w:val="false"/>
                 <w:i w:val="false"/>
@@ -1133,7 +1146,77 @@
                 <w:sz w:val="20"/>
                 <w:szCs w:val="20"/>
               </w:rPr>
-              <w:t xml:space="preserve">    Work through problems from the day's exercise set.</w:t>
+              <w:t xml:space="preserve">Implement selection sort from scratch. Trace through [7, 3, 9, 2].</w:t>
+            </w:r>
+            <w:r>
+              <w:rPr>
+                <w:rFonts w:ascii="Arial" w:cs="Arial" w:eastAsia="Arial" w:hAnsi="Arial"/>
+                <w:sz w:val="20"/>
+                <w:szCs w:val="20"/>
+              </w:rPr>
+              <w:br/>
+              <w:t xml:space="preserve"/>
+            </w:r>
+            <w:r>
+              <w:rPr>
+                <w:rFonts w:ascii="Arial" w:cs="Arial" w:eastAsia="Arial" w:hAnsi="Arial"/>
+                <w:b/>
+                <w:bCs/>
+                <w:i w:val="false"/>
+                <w:iCs w:val="false"/>
+                <w:color w:val="000000"/>
+                <w:sz w:val="20"/>
+                <w:szCs w:val="20"/>
+              </w:rPr>
+              <w:t xml:space="preserve">    Intermediate: </w:t>
+            </w:r>
+            <w:r>
+              <w:rPr>
+                <w:rFonts w:ascii="Arial" w:cs="Arial" w:eastAsia="Arial" w:hAnsi="Arial"/>
+                <w:b w:val="false"/>
+                <w:bCs w:val="false"/>
+                <w:i w:val="false"/>
+                <w:iCs w:val="false"/>
+                <w:color w:val="000000"/>
+                <w:sz w:val="20"/>
+                <w:szCs w:val="20"/>
+              </w:rPr>
+              <w:t xml:space="preserve">Modify selection sort to also return the count of comparisons AND swaps. Compare to bubble sort on the same data.</w:t>
+            </w:r>
+            <w:r>
+              <w:rPr>
+                <w:rFonts w:ascii="Arial" w:cs="Arial" w:eastAsia="Arial" w:hAnsi="Arial"/>
+                <w:sz w:val="20"/>
+                <w:szCs w:val="20"/>
+              </w:rPr>
+              <w:br/>
+              <w:t xml:space="preserve"/>
+            </w:r>
+            <w:r>
+              <w:rPr>
+                <w:rFonts w:ascii="Arial" w:cs="Arial" w:eastAsia="Arial" w:hAnsi="Arial"/>
+                <w:b/>
+                <w:bCs/>
+                <w:i w:val="false"/>
+                <w:iCs w:val="false"/>
+                <w:color w:val="000000"/>
+                <w:sz w:val="20"/>
+                <w:szCs w:val="20"/>
+              </w:rPr>
+              <w:t xml:space="preserve">    Challenge: </w:t>
+            </w:r>
+            <w:r>
+              <w:rPr>
+                <w:rFonts w:ascii="Arial" w:cs="Arial" w:eastAsia="Arial" w:hAnsi="Arial"/>
+                <w:b w:val="false"/>
+                <w:bCs w:val="false"/>
+                <w:i w:val="false"/>
+                <w:iCs w:val="false"/>
+                <w:color w:val="000000"/>
+                <w:sz w:val="20"/>
+                <w:szCs w:val="20"/>
+              </w:rPr>
+              <w:t xml:space="preserve">Explain why selection sort is NOT stable. Provide an example with equal elements where the order changes.</w:t>
             </w:r>
             <w:r>
               <w:rPr>
@@ -3727,6 +3810,94 @@
       <w:pPr>
         <w:spacing w:after="160"/>
       </w:pPr>
+    </w:p>
+    <w:p>
+      <w:pPr>
+        <w:pBdr>
+          <w:bottom w:val="single" w:color="1B7A4A" w:sz="4" w:space="4"/>
+        </w:pBdr>
+        <w:spacing w:after="100" w:before="120"/>
+      </w:pPr>
+      <w:r>
+        <w:rPr>
+          <w:rFonts w:ascii="Arial" w:cs="Arial" w:eastAsia="Arial" w:hAnsi="Arial"/>
+          <w:b/>
+          <w:bCs/>
+          <w:color w:val="1B7A4A"/>
+          <w:sz w:val="24"/>
+          <w:szCs w:val="24"/>
+        </w:rPr>
+        <w:t xml:space="preserve">Practice Problems</w:t>
+      </w:r>
+    </w:p>
+    <w:p>
+      <w:pPr>
+        <w:spacing w:after="80"/>
+      </w:pPr>
+      <w:r>
+        <w:rPr>
+          <w:rFonts w:ascii="Arial" w:cs="Arial" w:eastAsia="Arial" w:hAnsi="Arial"/>
+          <w:b/>
+          <w:bCs/>
+          <w:sz w:val="20"/>
+          <w:szCs w:val="20"/>
+        </w:rPr>
+        <w:t xml:space="preserve">Problem 1: </w:t>
+      </w:r>
+      <w:r>
+        <w:rPr>
+          <w:rFonts w:ascii="Arial" w:cs="Arial" w:eastAsia="Arial" w:hAnsi="Arial"/>
+          <w:sz w:val="20"/>
+          <w:szCs w:val="20"/>
+        </w:rPr>
+        <w:t xml:space="preserve">Beginner:  Implement selection sort from scratch. Trace through [7, 3, 9, 2].</w:t>
+      </w:r>
+    </w:p>
+    <w:p>
+      <w:pPr>
+        <w:spacing w:after="80"/>
+      </w:pPr>
+      <w:r>
+        <w:rPr>
+          <w:rFonts w:ascii="Arial" w:cs="Arial" w:eastAsia="Arial" w:hAnsi="Arial"/>
+          <w:b/>
+          <w:bCs/>
+          <w:sz w:val="20"/>
+          <w:szCs w:val="20"/>
+        </w:rPr>
+        <w:t xml:space="preserve">Problem 2: </w:t>
+      </w:r>
+      <w:r>
+        <w:rPr>
+          <w:rFonts w:ascii="Arial" w:cs="Arial" w:eastAsia="Arial" w:hAnsi="Arial"/>
+          <w:sz w:val="20"/>
+          <w:szCs w:val="20"/>
+        </w:rPr>
+        <w:t xml:space="preserve">Intermediate:  Modify selection sort to also return the count of comparisons AND swaps. Compare to bubble sort on the same data.</w:t>
+      </w:r>
+    </w:p>
+    <w:p>
+      <w:pPr>
+        <w:spacing w:after="80"/>
+      </w:pPr>
+      <w:r>
+        <w:rPr>
+          <w:rFonts w:ascii="Arial" w:cs="Arial" w:eastAsia="Arial" w:hAnsi="Arial"/>
+          <w:b/>
+          <w:bCs/>
+          <w:sz w:val="20"/>
+          <w:szCs w:val="20"/>
+        </w:rPr>
+        <w:t xml:space="preserve">Problem 3: </w:t>
+      </w:r>
+      <w:r>
+        <w:rPr>
+          <w:rFonts w:ascii="Arial" w:cs="Arial" w:eastAsia="Arial" w:hAnsi="Arial"/>
+          <w:sz w:val="20"/>
+          <w:szCs w:val="20"/>
+        </w:rPr>
+        <w:t xml:space="preserve">Challenge:  Explain why selection sort is NOT stable. Provide an example with equal elements where the order changes.</w:t>
+      </w:r>
     </w:p>
     <w:p>
       <w:pPr>
